--- a/tardykiosk.docx
+++ b/tardykiosk.docx
@@ -12,60 +12,46 @@
           <w:sz w:val="18"/>
           <w:szCs w:val="18"/>
         </w:rPr>
-        <w:t>v: 1.1.17</w:t>
-      </w:r>
-    </w:p>
-    <w:p>
-      <w:pPr>
-        <w:pStyle w:val="Normal"/>
+        <w:t>v: 1.1.</w:t>
+      </w:r>
+      <w:r>
         <w:rPr>
           <w:sz w:val="18"/>
           <w:szCs w:val="18"/>
         </w:rPr>
-      </w:pPr>
-      <w:r>
+        <w:t>20</w:t>
+      </w:r>
+    </w:p>
+    <w:p>
+      <w:pPr>
+        <w:pStyle w:val="Normal"/>
         <w:rPr>
           <w:sz w:val="18"/>
           <w:szCs w:val="18"/>
         </w:rPr>
-        <w:t>Alex Wolfe</w:t>
-      </w:r>
-    </w:p>
-    <w:p>
-      <w:pPr>
-        <w:pStyle w:val="Normal"/>
+      </w:pPr>
+      <w:r>
         <w:rPr>
           <w:sz w:val="18"/>
           <w:szCs w:val="18"/>
         </w:rPr>
-      </w:pPr>
-      <w:r>
+        <w:t>Alex Wolfe</w:t>
+      </w:r>
+    </w:p>
+    <w:p>
+      <w:pPr>
+        <w:pStyle w:val="Normal"/>
         <w:rPr>
           <w:sz w:val="18"/>
           <w:szCs w:val="18"/>
         </w:rPr>
-        <w:t>alex.</w:t>
-      </w:r>
+      </w:pPr>
       <w:r>
         <w:rPr>
           <w:sz w:val="18"/>
           <w:szCs w:val="18"/>
         </w:rPr>
-        <w:t>thor.</w:t>
-      </w:r>
-      <w:r>
-        <w:rPr>
-          <w:sz w:val="18"/>
-          <w:szCs w:val="18"/>
-        </w:rPr>
-        <w:t>wolfe@</w:t>
-      </w:r>
-      <w:r>
-        <w:rPr>
-          <w:sz w:val="18"/>
-          <w:szCs w:val="18"/>
-        </w:rPr>
-        <w:t>gmail.com</w:t>
+        <w:t>alex.wolfe@k12northstar.org</w:t>
       </w:r>
     </w:p>
     <w:p>
@@ -246,6 +232,108 @@
           <w:u w:val="single"/>
         </w:rPr>
         <w:t>Tardy Kiosk versions</w:t>
+      </w:r>
+    </w:p>
+    <w:p>
+      <w:pPr>
+        <w:pStyle w:val="TextBody"/>
+        <w:numPr>
+          <w:ilvl w:val="0"/>
+          <w:numId w:val="1"/>
+        </w:numPr>
+        <w:tabs>
+          <w:tab w:val="clear" w:pos="709"/>
+          <w:tab w:val="left" w:pos="0" w:leader="none"/>
+        </w:tabs>
+        <w:spacing w:before="0" w:after="0"/>
+        <w:rPr/>
+      </w:pPr>
+      <w:r>
+        <w:rPr>
+          <w:rFonts w:ascii="Arial;Helvetica;Verdana;sans-se" w:hAnsi="Arial;Helvetica;Verdana;sans-se"/>
+          <w:color w:val="000000"/>
+          <w:sz w:val="17"/>
+        </w:rPr>
+        <w:t xml:space="preserve">10/10/2023 – v1.1.20: </w:t>
+      </w:r>
+      <w:r>
+        <w:rPr>
+          <w:rFonts w:eastAsia="Arial Unicode MS" w:cs="Arial Unicode MS" w:ascii="Arial;Helvetica;Verdana;sans-se" w:hAnsi="Arial;Helvetica;Verdana;sans-se"/>
+          <w:color w:val="000000"/>
+          <w:kern w:val="2"/>
+          <w:sz w:val="17"/>
+          <w:szCs w:val="24"/>
+          <w:lang w:val="en-US" w:eastAsia="zh-CN" w:bidi="hi-IN"/>
+        </w:rPr>
+        <w:t>Fixed bug introduced in previous update.</w:t>
+      </w:r>
+    </w:p>
+    <w:p>
+      <w:pPr>
+        <w:pStyle w:val="TextBody"/>
+        <w:numPr>
+          <w:ilvl w:val="0"/>
+          <w:numId w:val="1"/>
+        </w:numPr>
+        <w:tabs>
+          <w:tab w:val="clear" w:pos="709"/>
+          <w:tab w:val="left" w:pos="0" w:leader="none"/>
+        </w:tabs>
+        <w:spacing w:before="0" w:after="0"/>
+        <w:rPr/>
+      </w:pPr>
+      <w:r>
+        <w:rPr>
+          <w:rFonts w:ascii="Arial;Helvetica;Verdana;sans-se" w:hAnsi="Arial;Helvetica;Verdana;sans-se"/>
+          <w:color w:val="000000"/>
+          <w:sz w:val="17"/>
+        </w:rPr>
+        <w:t>10/01/2023 – v1.1.19: Pre-existing attendance comments will not be overwritten by Kiosk comments</w:t>
+      </w:r>
+      <w:r>
+        <w:rPr>
+          <w:rFonts w:eastAsia="Arial Unicode MS" w:cs="Arial Unicode MS" w:ascii="Arial;Helvetica;Verdana;sans-se" w:hAnsi="Arial;Helvetica;Verdana;sans-se"/>
+          <w:color w:val="000000"/>
+          <w:kern w:val="2"/>
+          <w:sz w:val="17"/>
+          <w:szCs w:val="24"/>
+          <w:lang w:val="en-US" w:eastAsia="zh-CN" w:bidi="hi-IN"/>
+        </w:rPr>
+        <w:t>.</w:t>
+      </w:r>
+    </w:p>
+    <w:p>
+      <w:pPr>
+        <w:pStyle w:val="TextBody"/>
+        <w:numPr>
+          <w:ilvl w:val="0"/>
+          <w:numId w:val="1"/>
+        </w:numPr>
+        <w:tabs>
+          <w:tab w:val="clear" w:pos="709"/>
+          <w:tab w:val="left" w:pos="0" w:leader="none"/>
+        </w:tabs>
+        <w:spacing w:before="0" w:after="0"/>
+        <w:rPr/>
+      </w:pPr>
+      <w:r>
+        <w:rPr>
+          <w:rFonts w:ascii="Arial;Helvetica;Verdana;sans-se" w:hAnsi="Arial;Helvetica;Verdana;sans-se"/>
+          <w:color w:val="000000"/>
+          <w:sz w:val="17"/>
+        </w:rPr>
+        <w:t>05/24/2023 – v1.1.18: Fixed missing tabs in Enhanced User Interface</w:t>
+      </w:r>
+      <w:r>
+        <w:rPr>
+          <w:rFonts w:eastAsia="Arial Unicode MS" w:cs="Arial Unicode MS" w:ascii="Arial;Helvetica;Verdana;sans-se" w:hAnsi="Arial;Helvetica;Verdana;sans-se"/>
+          <w:color w:val="000000"/>
+          <w:kern w:val="2"/>
+          <w:sz w:val="17"/>
+          <w:szCs w:val="24"/>
+          <w:lang w:val="en-US" w:eastAsia="zh-CN" w:bidi="hi-IN"/>
+        </w:rPr>
+        <w:t>.</w:t>
       </w:r>
     </w:p>
     <w:p>
@@ -1818,6 +1906,28 @@
         </w:rPr>
         <w:t xml:space="preserve"> – Attendance comment that will be used for the attendance record.  (optional)</w:t>
       </w:r>
+      <w:r>
+        <w:rPr>
+          <w:rFonts w:ascii="Arial;Helvetica;Verdana;sans-se" w:hAnsi="Arial;Helvetica;Verdana;sans-se"/>
+          <w:b/>
+          <w:bCs/>
+          <w:color w:val="000000"/>
+          <w:sz w:val="17"/>
+          <w:szCs w:val="20"/>
+        </w:rPr>
+        <w:t xml:space="preserve"> </w:t>
+      </w:r>
+      <w:r>
+        <w:rPr>
+          <w:rFonts w:ascii="Arial;Helvetica;Verdana;sans-se" w:hAnsi="Arial;Helvetica;Verdana;sans-se"/>
+          <w:b w:val="false"/>
+          <w:bCs w:val="false"/>
+          <w:color w:val="000000"/>
+          <w:sz w:val="17"/>
+          <w:szCs w:val="20"/>
+        </w:rPr>
+        <w:t>(Accepts {checkindate} {checkintime} {checkindatetime} tags for display time/date on slip)</w:t>
+      </w:r>
     </w:p>
     <w:p>
       <w:pPr>
@@ -3958,7 +4068,7 @@
           <w:sz w:val="17"/>
           <w:szCs w:val="20"/>
         </w:rPr>
-        <w:t xml:space="preserve"> Comment used when recording meeting attendance. Overwritten by comment on “Tardy Entry” screen.</w:t>
+        <w:t xml:space="preserve"> Comment used when recording meeting attendance. Overwritten by comment on “Tardy Entry” screen. </w:t>
       </w:r>
       <w:r>
         <w:rPr>
@@ -3980,7 +4090,7 @@
           <w:sz w:val="17"/>
           <w:szCs w:val="20"/>
         </w:rPr>
-        <w:t>(optional)</w:t>
+        <w:t>(optional) (Accepts {checkindate} {checkintime} {checkindatetime} tags for display time/date on slip)</w:t>
       </w:r>
     </w:p>
     <w:p>
